--- a/REI-Recogida-de-datos/Materiales en español/04 - Fase 2 - Guia didàctica.docx
+++ b/REI-Recogida-de-datos/Materiales en español/04 - Fase 2 - Guia didàctica.docx
@@ -1,6 +1,6 @@
 
 <file path=word/document.xml><?xml version="1.0" encoding="utf-8"?>
-<w:document xmlns:wpc="http://schemas.microsoft.com/office/word/2010/wordprocessingCanvas" xmlns:cx="http://schemas.microsoft.com/office/drawing/2014/chartex" xmlns:cx1="http://schemas.microsoft.com/office/drawing/2015/9/8/chartex" xmlns:cx2="http://schemas.microsoft.com/office/drawing/2015/10/21/chartex" xmlns:cx3="http://schemas.microsoft.com/office/drawing/2016/5/9/chartex" xmlns:cx4="http://schemas.microsoft.com/office/drawing/2016/5/10/chartex" xmlns:cx5="http://schemas.microsoft.com/office/drawing/2016/5/11/chartex" xmlns:cx6="http://schemas.microsoft.com/office/drawing/2016/5/12/chartex" xmlns:cx7="http://schemas.microsoft.com/office/drawing/2016/5/13/chartex" xmlns:cx8="http://schemas.microsoft.com/office/drawing/2016/5/14/chartex" xmlns:mc="http://schemas.openxmlformats.org/markup-compatibility/2006" xmlns:aink="http://schemas.microsoft.com/office/drawing/2016/ink" xmlns:am3d="http://schemas.microsoft.com/office/drawing/2017/model3d" xmlns:o="urn:schemas-microsoft-com:office:office" xmlns:r="http://schemas.openxmlformats.org/officeDocument/2006/relationships" xmlns:m="http://schemas.openxmlformats.org/officeDocument/2006/math" xmlns:v="urn:schemas-microsoft-com:vml" xmlns:wp14="http://schemas.microsoft.com/office/word/2010/wordprocessingDrawing" xmlns:wp="http://schemas.openxmlformats.org/drawingml/2006/wordprocessingDrawing" xmlns:w10="urn:schemas-microsoft-com:office:word" xmlns:w="http://schemas.openxmlformats.org/wordprocessingml/2006/main" xmlns:w14="http://schemas.microsoft.com/office/word/2010/wordml" xmlns:w15="http://schemas.microsoft.com/office/word/2012/wordml" xmlns:w16cid="http://schemas.microsoft.com/office/word/2016/wordml/cid" xmlns:w16se="http://schemas.microsoft.com/office/word/2015/wordml/symex" xmlns:wpg="http://schemas.microsoft.com/office/word/2010/wordprocessingGroup" xmlns:wpi="http://schemas.microsoft.com/office/word/2010/wordprocessingInk" xmlns:wne="http://schemas.microsoft.com/office/word/2006/wordml" xmlns:wps="http://schemas.microsoft.com/office/word/2010/wordprocessingShape" mc:Ignorable="w14 w15 w16se w16cid wp14">
+<w:document xmlns:wpc="http://schemas.microsoft.com/office/word/2010/wordprocessingCanvas" xmlns:cx="http://schemas.microsoft.com/office/drawing/2014/chartex" xmlns:cx1="http://schemas.microsoft.com/office/drawing/2015/9/8/chartex" xmlns:cx2="http://schemas.microsoft.com/office/drawing/2015/10/21/chartex" xmlns:cx3="http://schemas.microsoft.com/office/drawing/2016/5/9/chartex" xmlns:cx4="http://schemas.microsoft.com/office/drawing/2016/5/10/chartex" xmlns:cx5="http://schemas.microsoft.com/office/drawing/2016/5/11/chartex" xmlns:cx6="http://schemas.microsoft.com/office/drawing/2016/5/12/chartex" xmlns:cx7="http://schemas.microsoft.com/office/drawing/2016/5/13/chartex" xmlns:cx8="http://schemas.microsoft.com/office/drawing/2016/5/14/chartex" xmlns:mc="http://schemas.openxmlformats.org/markup-compatibility/2006" xmlns:aink="http://schemas.microsoft.com/office/drawing/2016/ink" xmlns:am3d="http://schemas.microsoft.com/office/drawing/2017/model3d" xmlns:o="urn:schemas-microsoft-com:office:office" xmlns:oel="http://schemas.microsoft.com/office/2019/extlst" xmlns:r="http://schemas.openxmlformats.org/officeDocument/2006/relationships" xmlns:m="http://schemas.openxmlformats.org/officeDocument/2006/math" xmlns:v="urn:schemas-microsoft-com:vml" xmlns:wp14="http://schemas.microsoft.com/office/word/2010/wordprocessingDrawing" xmlns:wp="http://schemas.openxmlformats.org/drawingml/2006/wordprocessingDrawing" xmlns:w10="urn:schemas-microsoft-com:office:word" xmlns:w="http://schemas.openxmlformats.org/wordprocessingml/2006/main" xmlns:w14="http://schemas.microsoft.com/office/word/2010/wordml" xmlns:w15="http://schemas.microsoft.com/office/word/2012/wordml" xmlns:w16cex="http://schemas.microsoft.com/office/word/2018/wordml/cex" xmlns:w16cid="http://schemas.microsoft.com/office/word/2016/wordml/cid" xmlns:w16="http://schemas.microsoft.com/office/word/2018/wordml" xmlns:w16du="http://schemas.microsoft.com/office/word/2023/wordml/word16du" xmlns:w16sdtdh="http://schemas.microsoft.com/office/word/2020/wordml/sdtdatahash" xmlns:w16sdtfl="http://schemas.microsoft.com/office/word/2024/wordml/sdtformatlock" xmlns:w16se="http://schemas.microsoft.com/office/word/2015/wordml/symex" xmlns:wpg="http://schemas.microsoft.com/office/word/2010/wordprocessingGroup" xmlns:wpi="http://schemas.microsoft.com/office/word/2010/wordprocessingInk" xmlns:wne="http://schemas.microsoft.com/office/word/2006/wordml" xmlns:wps="http://schemas.microsoft.com/office/word/2010/wordprocessingShape" mc:Ignorable="w14 w15 w16se w16cid w16 w16cex w16sdtdh w16sdtfl w16du wp14">
   <w:body>
     <w:p>
       <w:pPr>
@@ -11,6 +11,90 @@
           <w:szCs w:val="24"/>
         </w:rPr>
       </w:pPr>
+      <w:r>
+        <w:rPr>
+          <w:noProof/>
+        </w:rPr>
+        <w:drawing>
+          <wp:anchor distT="0" distB="0" distL="114300" distR="114300" simplePos="0" relativeHeight="251659264" behindDoc="0" locked="0" layoutInCell="1" allowOverlap="1" wp14:anchorId="027265E0" wp14:editId="42FAE42A">
+            <wp:simplePos x="0" y="0"/>
+            <wp:positionH relativeFrom="column">
+              <wp:posOffset>3876675</wp:posOffset>
+            </wp:positionH>
+            <wp:positionV relativeFrom="paragraph">
+              <wp:posOffset>-873125</wp:posOffset>
+            </wp:positionV>
+            <wp:extent cx="1834210" cy="488047"/>
+            <wp:effectExtent l="0" t="0" r="0" b="7620"/>
+            <wp:wrapNone/>
+            <wp:docPr id="616149503" name="Picture 2" descr="A grey square with white text&#10;&#10;AI-generated content may be incorrect.">
+              <a:extLst xmlns:a="http://schemas.openxmlformats.org/drawingml/2006/main">
+                <a:ext uri="{FF2B5EF4-FFF2-40B4-BE49-F238E27FC236}">
+                  <a16:creationId xmlns:a16="http://schemas.microsoft.com/office/drawing/2014/main" id="{2ADF4236-C311-988C-1EAF-F33444BF8989}"/>
+                </a:ext>
+              </a:extLst>
+            </wp:docPr>
+            <wp:cNvGraphicFramePr>
+              <a:graphicFrameLocks xmlns:a="http://schemas.openxmlformats.org/drawingml/2006/main" noChangeAspect="1"/>
+            </wp:cNvGraphicFramePr>
+            <a:graphic xmlns:a="http://schemas.openxmlformats.org/drawingml/2006/main">
+              <a:graphicData uri="http://schemas.openxmlformats.org/drawingml/2006/picture">
+                <pic:pic xmlns:pic="http://schemas.openxmlformats.org/drawingml/2006/picture">
+                  <pic:nvPicPr>
+                    <pic:cNvPr id="1026" name="Picture 2" descr="A grey square with white text&#10;&#10;AI-generated content may be incorrect.">
+                      <a:extLst>
+                        <a:ext uri="{FF2B5EF4-FFF2-40B4-BE49-F238E27FC236}">
+                          <a16:creationId xmlns:a16="http://schemas.microsoft.com/office/drawing/2014/main" id="{2ADF4236-C311-988C-1EAF-F33444BF8989}"/>
+                        </a:ext>
+                      </a:extLst>
+                    </pic:cNvPr>
+                    <pic:cNvPicPr>
+                      <a:picLocks noChangeAspect="1"/>
+                    </pic:cNvPicPr>
+                  </pic:nvPicPr>
+                  <pic:blipFill rotWithShape="1">
+                    <a:blip r:embed="rId8" cstate="print">
+                      <a:extLst>
+                        <a:ext uri="{28A0092B-C50C-407E-A947-70E740481C1C}">
+                          <a14:useLocalDpi xmlns:a14="http://schemas.microsoft.com/office/drawing/2010/main" val="0"/>
+                        </a:ext>
+                      </a:extLst>
+                    </a:blip>
+                    <a:srcRect r="18171" b="16231"/>
+                    <a:stretch>
+                      <a:fillRect/>
+                    </a:stretch>
+                  </pic:blipFill>
+                  <pic:spPr bwMode="auto">
+                    <a:xfrm>
+                      <a:off x="0" y="0"/>
+                      <a:ext cx="1834210" cy="488047"/>
+                    </a:xfrm>
+                    <a:prstGeom prst="rect">
+                      <a:avLst/>
+                    </a:prstGeom>
+                    <a:noFill/>
+                    <a:ln>
+                      <a:noFill/>
+                    </a:ln>
+                    <a:extLst>
+                      <a:ext uri="{53640926-AAD7-44D8-BBD7-CCE9431645EC}">
+                        <a14:shadowObscured xmlns:a14="http://schemas.microsoft.com/office/drawing/2010/main"/>
+                      </a:ext>
+                    </a:extLst>
+                  </pic:spPr>
+                </pic:pic>
+              </a:graphicData>
+            </a:graphic>
+            <wp14:sizeRelH relativeFrom="margin">
+              <wp14:pctWidth>0</wp14:pctWidth>
+            </wp14:sizeRelH>
+            <wp14:sizeRelV relativeFrom="margin">
+              <wp14:pctHeight>0</wp14:pctHeight>
+            </wp14:sizeRelV>
+          </wp:anchor>
+        </w:drawing>
+      </w:r>
       <w:r>
         <w:rPr>
           <w:rFonts w:ascii="Avenir" w:eastAsia="Avenir" w:hAnsi="Avenir" w:cs="Avenir"/>
@@ -58,7 +142,7 @@
           </w:tcPr>
           <w:p>
             <w:pPr>
-              <w:pStyle w:val="Ttol1"/>
+              <w:pStyle w:val="Heading1"/>
               <w:spacing w:before="240" w:after="240"/>
               <w:rPr>
                 <w:rFonts w:ascii="Avenir" w:eastAsia="Avenir" w:hAnsi="Avenir" w:cs="Avenir"/>
@@ -203,7 +287,7 @@
           </w:p>
           <w:p>
             <w:pPr>
-              <w:pStyle w:val="Pargrafdellista"/>
+              <w:pStyle w:val="ListParagraph"/>
               <w:numPr>
                 <w:ilvl w:val="0"/>
                 <w:numId w:val="11"/>
@@ -230,7 +314,7 @@
           </w:p>
           <w:p>
             <w:pPr>
-              <w:pStyle w:val="Pargrafdellista"/>
+              <w:pStyle w:val="ListParagraph"/>
               <w:numPr>
                 <w:ilvl w:val="0"/>
                 <w:numId w:val="11"/>
@@ -257,7 +341,7 @@
           </w:p>
           <w:p>
             <w:pPr>
-              <w:pStyle w:val="Pargrafdellista"/>
+              <w:pStyle w:val="ListParagraph"/>
               <w:numPr>
                 <w:ilvl w:val="0"/>
                 <w:numId w:val="11"/>
@@ -284,7 +368,7 @@
           </w:p>
           <w:p>
             <w:pPr>
-              <w:pStyle w:val="Pargrafdellista"/>
+              <w:pStyle w:val="ListParagraph"/>
               <w:numPr>
                 <w:ilvl w:val="0"/>
                 <w:numId w:val="11"/>
@@ -311,7 +395,7 @@
           </w:p>
           <w:p>
             <w:pPr>
-              <w:pStyle w:val="Pargrafdellista"/>
+              <w:pStyle w:val="ListParagraph"/>
               <w:numPr>
                 <w:ilvl w:val="0"/>
                 <w:numId w:val="11"/>
@@ -390,7 +474,7 @@
           </w:tcPr>
           <w:p>
             <w:pPr>
-              <w:pStyle w:val="Ttol1"/>
+              <w:pStyle w:val="Heading1"/>
               <w:spacing w:before="240" w:after="240"/>
               <w:rPr>
                 <w:rFonts w:ascii="Avenir" w:eastAsia="Avenir" w:hAnsi="Avenir" w:cs="Avenir"/>
@@ -441,7 +525,6 @@
                   <w:docPart w:val="7B72ED7D750642CE836454B0B1BB2CB4"/>
                 </w:placeholder>
               </w:sdtPr>
-              <w:sdtEndPr/>
               <w:sdtContent>
                 <w:r>
                   <w:rPr>
@@ -686,7 +769,6 @@
                 <w:docPart w:val="095963A1D224487EAC3E51F7E899CCED"/>
               </w:placeholder>
             </w:sdtPr>
-            <w:sdtEndPr/>
             <w:sdtContent>
               <w:p>
                 <w:pPr>
@@ -755,7 +837,6 @@
                   <w:docPart w:val="27AD85E15EE9461780604B38CAD20B70"/>
                 </w:placeholder>
               </w:sdtPr>
-              <w:sdtEndPr/>
               <w:sdtContent>
                 <w:r>
                   <w:rPr>
@@ -831,7 +912,6 @@
                 <w:docPart w:val="9016068BB65449E7A982F5A164CBFAFC"/>
               </w:placeholder>
             </w:sdtPr>
-            <w:sdtEndPr/>
             <w:sdtContent>
               <w:p>
                 <w:pPr>
@@ -935,7 +1015,7 @@
                           </pic:cNvPicPr>
                         </pic:nvPicPr>
                         <pic:blipFill rotWithShape="1">
-                          <a:blip r:embed="rId8" cstate="print">
+                          <a:blip r:embed="rId9" cstate="print">
                             <a:extLst>
                               <a:ext uri="{28A0092B-C50C-407E-A947-70E740481C1C}">
                                 <a14:useLocalDpi xmlns:a14="http://schemas.microsoft.com/office/drawing/2010/main" val="0"/>
@@ -1008,7 +1088,7 @@
                           </pic:cNvPicPr>
                         </pic:nvPicPr>
                         <pic:blipFill rotWithShape="1">
-                          <a:blip r:embed="rId9" cstate="print">
+                          <a:blip r:embed="rId10" cstate="print">
                             <a:extLst>
                               <a:ext uri="{28A0092B-C50C-407E-A947-70E740481C1C}">
                                 <a14:useLocalDpi xmlns:a14="http://schemas.microsoft.com/office/drawing/2010/main" val="0"/>
@@ -1182,13 +1262,7 @@
                   <w:rPr>
                     <w:rFonts w:ascii="Cambria Math" w:hAnsi="Cambria Math"/>
                   </w:rPr>
-                  <m:t>de</m:t>
-                </m:r>
-                <m:r>
-                  <w:rPr>
-                    <w:rFonts w:ascii="Cambria Math" w:hAnsi="Cambria Math"/>
-                  </w:rPr>
-                  <m:t xml:space="preserve"> 25=</m:t>
+                  <m:t>de 25=</m:t>
                 </m:r>
                 <m:f>
                   <m:fPr>
@@ -1298,7 +1372,6 @@
                   <w:docPart w:val="958E8E895695400988CDE0122EE2B62B"/>
                 </w:placeholder>
               </w:sdtPr>
-              <w:sdtEndPr/>
               <w:sdtContent>
                 <w:r>
                   <w:rPr>
@@ -1437,7 +1510,15 @@
                 <w:rFonts w:ascii="Avenir" w:hAnsi="Avenir"/>
                 <w:color w:val="76923C" w:themeColor="accent3" w:themeShade="BF"/>
               </w:rPr>
-              <w:t xml:space="preserve">Cómo de seguros estamos de los resultados? </w:t>
+              <w:t>Cómo de seguros estamos de los resultados</w:t>
+            </w:r>
+            <w:proofErr w:type="gramStart"/>
+            <w:r>
+              <w:rPr>
+                <w:rFonts w:ascii="Avenir" w:hAnsi="Avenir"/>
+                <w:color w:val="76923C" w:themeColor="accent3" w:themeShade="BF"/>
+              </w:rPr>
+              <w:t xml:space="preserve">? </w:t>
             </w:r>
             <w:r>
               <w:rPr>
@@ -1445,7 +1526,16 @@
                 <w:szCs w:val="22"/>
                 <w:lang w:eastAsia="en-US"/>
               </w:rPr>
-              <w:t xml:space="preserve">) y remarcar que tal vez sea una información clave para escribir a las conclusiones del informe. Si el </w:t>
+              <w:t>)</w:t>
+            </w:r>
+            <w:proofErr w:type="gramEnd"/>
+            <w:r>
+              <w:rPr>
+                <w:rFonts w:ascii="Avenir" w:eastAsia="MS PGothic" w:hAnsi="Avenir" w:cs="Times New Roman"/>
+                <w:szCs w:val="22"/>
+                <w:lang w:eastAsia="en-US"/>
+              </w:rPr>
+              <w:t xml:space="preserve"> y remarcar que tal vez sea una información clave para escribir a las conclusiones del informe. Si el </w:t>
             </w:r>
             <w:r>
               <w:rPr>
@@ -1552,7 +1642,6 @@
                   <w:docPart w:val="93E064B4D2B54D18909BD9C7B39C25B0"/>
                 </w:placeholder>
               </w:sdtPr>
-              <w:sdtEndPr/>
               <w:sdtContent>
                 <w:r>
                   <w:rPr>
@@ -1616,8 +1705,6 @@
               </w:rPr>
               <w:t xml:space="preserve">                  </w:t>
             </w:r>
-            <w:bookmarkStart w:id="0" w:name="_GoBack"/>
-            <w:bookmarkEnd w:id="0"/>
             <w:r>
               <w:rPr>
                 <w:rFonts w:ascii="Avenir" w:eastAsia="MS PGothic" w:hAnsi="Avenir" w:cs="Times New Roman"/>
@@ -1789,7 +1876,7 @@
                               </pic:cNvPicPr>
                             </pic:nvPicPr>
                             <pic:blipFill>
-                              <a:blip r:embed="rId10" cstate="print">
+                              <a:blip r:embed="rId11" cstate="print">
                                 <a:extLst>
                                   <a:ext uri="{28A0092B-C50C-407E-A947-70E740481C1C}">
                                     <a14:useLocalDpi xmlns:a14="http://schemas.microsoft.com/office/drawing/2010/main" val="0"/>
@@ -1848,7 +1935,7 @@
               </w:p>
               <w:p>
                 <w:pPr>
-                  <w:pStyle w:val="Llegenda"/>
+                  <w:pStyle w:val="Caption"/>
                   <w:jc w:val="center"/>
                 </w:pPr>
                 <w:r>
@@ -1991,13 +2078,7 @@
                   <w:rPr>
                     <w:rFonts w:ascii="Cambria Math" w:hAnsi="Cambria Math"/>
                   </w:rPr>
-                  <m:t>de</m:t>
-                </m:r>
-                <m:r>
-                  <w:rPr>
-                    <w:rFonts w:ascii="Cambria Math" w:hAnsi="Cambria Math"/>
-                  </w:rPr>
-                  <m:t xml:space="preserve"> 25=</m:t>
+                  <m:t>de 25=</m:t>
                 </m:r>
                 <m:f>
                   <m:fPr>
@@ -2091,7 +2172,7 @@
           </w:tcPr>
           <w:p>
             <w:pPr>
-              <w:pStyle w:val="Ttol1"/>
+              <w:pStyle w:val="Heading1"/>
               <w:spacing w:before="240" w:after="240"/>
               <w:rPr>
                 <w:rFonts w:ascii="Avenir" w:eastAsia="Avenir" w:hAnsi="Avenir" w:cs="Avenir"/>
@@ -2129,7 +2210,7 @@
             <w:sdtContent>
               <w:p>
                 <w:pPr>
-                  <w:pStyle w:val="Textindependent"/>
+                  <w:pStyle w:val="BodyText"/>
                   <w:spacing w:after="120" w:line="264" w:lineRule="auto"/>
                   <w:jc w:val="both"/>
                   <w:rPr>
@@ -2215,7 +2296,7 @@
               </w:p>
               <w:p>
                 <w:pPr>
-                  <w:pStyle w:val="Textindependent"/>
+                  <w:pStyle w:val="BodyText"/>
                   <w:spacing w:after="120" w:line="264" w:lineRule="auto"/>
                   <w:jc w:val="both"/>
                   <w:rPr>
@@ -2242,7 +2323,7 @@
               </w:p>
               <w:p>
                 <w:pPr>
-                  <w:pStyle w:val="Textindependent"/>
+                  <w:pStyle w:val="BodyText"/>
                   <w:spacing w:after="120" w:line="264" w:lineRule="auto"/>
                   <w:jc w:val="both"/>
                   <w:rPr>
@@ -2269,7 +2350,7 @@
               </w:p>
               <w:p>
                 <w:pPr>
-                  <w:pStyle w:val="Textindependent"/>
+                  <w:pStyle w:val="BodyText"/>
                   <w:spacing w:after="120" w:line="264" w:lineRule="auto"/>
                   <w:jc w:val="both"/>
                   <w:rPr>
@@ -2466,7 +2547,7 @@
           </w:tcPr>
           <w:p>
             <w:pPr>
-              <w:pStyle w:val="Ttol1"/>
+              <w:pStyle w:val="Heading1"/>
               <w:spacing w:before="240" w:after="240"/>
               <w:rPr>
                 <w:rFonts w:ascii="Avenir" w:eastAsia="Avenir" w:hAnsi="Avenir" w:cs="Avenir"/>
@@ -2566,23 +2647,7 @@
                 <w:rFonts w:ascii="Avenir" w:eastAsia="Avenir" w:hAnsi="Avenir" w:cs="Avenir"/>
                 <w:color w:val="000000"/>
               </w:rPr>
-              <w:t xml:space="preserve"> </w:t>
-            </w:r>
-            <w:proofErr w:type="spellStart"/>
-            <w:r>
-              <w:rPr>
-                <w:rFonts w:ascii="Avenir" w:eastAsia="Avenir" w:hAnsi="Avenir" w:cs="Avenir"/>
-                <w:color w:val="000000"/>
-              </w:rPr>
-              <w:t>semblar</w:t>
-            </w:r>
-            <w:proofErr w:type="spellEnd"/>
-            <w:r>
-              <w:rPr>
-                <w:rFonts w:ascii="Avenir" w:eastAsia="Avenir" w:hAnsi="Avenir" w:cs="Avenir"/>
-                <w:color w:val="000000"/>
-              </w:rPr>
-              <w:t xml:space="preserve"> que los estudiantes aceptan mejor la idea de utilizar la </w:t>
+              <w:t xml:space="preserve"> semblar que los estudiantes aceptan mejor la idea de utilizar la </w:t>
             </w:r>
             <w:r>
               <w:rPr>
@@ -2656,12 +2721,12 @@
     </w:tbl>
     <w:p>
       <w:pPr>
-        <w:pStyle w:val="Llegenda"/>
+        <w:pStyle w:val="Caption"/>
       </w:pPr>
     </w:p>
     <w:sectPr>
-      <w:headerReference w:type="default" r:id="rId11"/>
-      <w:footerReference w:type="default" r:id="rId12"/>
+      <w:headerReference w:type="default" r:id="rId12"/>
+      <w:footerReference w:type="default" r:id="rId13"/>
       <w:pgSz w:w="11906" w:h="16838"/>
       <w:pgMar w:top="1440" w:right="1440" w:bottom="2269" w:left="1440" w:header="708" w:footer="708" w:gutter="0"/>
       <w:cols w:space="720"/>
@@ -2672,7 +2737,7 @@
 </file>
 
 <file path=word/endnotes.xml><?xml version="1.0" encoding="utf-8"?>
-<w:endnotes xmlns:wpc="http://schemas.microsoft.com/office/word/2010/wordprocessingCanvas" xmlns:cx="http://schemas.microsoft.com/office/drawing/2014/chartex" xmlns:cx1="http://schemas.microsoft.com/office/drawing/2015/9/8/chartex" xmlns:cx2="http://schemas.microsoft.com/office/drawing/2015/10/21/chartex" xmlns:cx3="http://schemas.microsoft.com/office/drawing/2016/5/9/chartex" xmlns:cx4="http://schemas.microsoft.com/office/drawing/2016/5/10/chartex" xmlns:cx5="http://schemas.microsoft.com/office/drawing/2016/5/11/chartex" xmlns:cx6="http://schemas.microsoft.com/office/drawing/2016/5/12/chartex" xmlns:cx7="http://schemas.microsoft.com/office/drawing/2016/5/13/chartex" xmlns:cx8="http://schemas.microsoft.com/office/drawing/2016/5/14/chartex" xmlns:mc="http://schemas.openxmlformats.org/markup-compatibility/2006" xmlns:aink="http://schemas.microsoft.com/office/drawing/2016/ink" xmlns:am3d="http://schemas.microsoft.com/office/drawing/2017/model3d" xmlns:o="urn:schemas-microsoft-com:office:office" xmlns:r="http://schemas.openxmlformats.org/officeDocument/2006/relationships" xmlns:m="http://schemas.openxmlformats.org/officeDocument/2006/math" xmlns:v="urn:schemas-microsoft-com:vml" xmlns:wp14="http://schemas.microsoft.com/office/word/2010/wordprocessingDrawing" xmlns:wp="http://schemas.openxmlformats.org/drawingml/2006/wordprocessingDrawing" xmlns:w10="urn:schemas-microsoft-com:office:word" xmlns:w="http://schemas.openxmlformats.org/wordprocessingml/2006/main" xmlns:w14="http://schemas.microsoft.com/office/word/2010/wordml" xmlns:w15="http://schemas.microsoft.com/office/word/2012/wordml" xmlns:w16cid="http://schemas.microsoft.com/office/word/2016/wordml/cid" xmlns:w16se="http://schemas.microsoft.com/office/word/2015/wordml/symex" xmlns:wpg="http://schemas.microsoft.com/office/word/2010/wordprocessingGroup" xmlns:wpi="http://schemas.microsoft.com/office/word/2010/wordprocessingInk" xmlns:wne="http://schemas.microsoft.com/office/word/2006/wordml" xmlns:wps="http://schemas.microsoft.com/office/word/2010/wordprocessingShape" mc:Ignorable="w14 w15 w16se w16cid wp14">
+<w:endnotes xmlns:wpc="http://schemas.microsoft.com/office/word/2010/wordprocessingCanvas" xmlns:cx="http://schemas.microsoft.com/office/drawing/2014/chartex" xmlns:cx1="http://schemas.microsoft.com/office/drawing/2015/9/8/chartex" xmlns:cx2="http://schemas.microsoft.com/office/drawing/2015/10/21/chartex" xmlns:cx3="http://schemas.microsoft.com/office/drawing/2016/5/9/chartex" xmlns:cx4="http://schemas.microsoft.com/office/drawing/2016/5/10/chartex" xmlns:cx5="http://schemas.microsoft.com/office/drawing/2016/5/11/chartex" xmlns:cx6="http://schemas.microsoft.com/office/drawing/2016/5/12/chartex" xmlns:cx7="http://schemas.microsoft.com/office/drawing/2016/5/13/chartex" xmlns:cx8="http://schemas.microsoft.com/office/drawing/2016/5/14/chartex" xmlns:mc="http://schemas.openxmlformats.org/markup-compatibility/2006" xmlns:aink="http://schemas.microsoft.com/office/drawing/2016/ink" xmlns:am3d="http://schemas.microsoft.com/office/drawing/2017/model3d" xmlns:o="urn:schemas-microsoft-com:office:office" xmlns:oel="http://schemas.microsoft.com/office/2019/extlst" xmlns:r="http://schemas.openxmlformats.org/officeDocument/2006/relationships" xmlns:m="http://schemas.openxmlformats.org/officeDocument/2006/math" xmlns:v="urn:schemas-microsoft-com:vml" xmlns:wp14="http://schemas.microsoft.com/office/word/2010/wordprocessingDrawing" xmlns:wp="http://schemas.openxmlformats.org/drawingml/2006/wordprocessingDrawing" xmlns:w10="urn:schemas-microsoft-com:office:word" xmlns:w="http://schemas.openxmlformats.org/wordprocessingml/2006/main" xmlns:w14="http://schemas.microsoft.com/office/word/2010/wordml" xmlns:w15="http://schemas.microsoft.com/office/word/2012/wordml" xmlns:w16cex="http://schemas.microsoft.com/office/word/2018/wordml/cex" xmlns:w16cid="http://schemas.microsoft.com/office/word/2016/wordml/cid" xmlns:w16="http://schemas.microsoft.com/office/word/2018/wordml" xmlns:w16du="http://schemas.microsoft.com/office/word/2023/wordml/word16du" xmlns:w16sdtdh="http://schemas.microsoft.com/office/word/2020/wordml/sdtdatahash" xmlns:w16sdtfl="http://schemas.microsoft.com/office/word/2024/wordml/sdtformatlock" xmlns:w16se="http://schemas.microsoft.com/office/word/2015/wordml/symex" xmlns:wpg="http://schemas.microsoft.com/office/word/2010/wordprocessingGroup" xmlns:wpi="http://schemas.microsoft.com/office/word/2010/wordprocessingInk" xmlns:wne="http://schemas.microsoft.com/office/word/2006/wordml" xmlns:wps="http://schemas.microsoft.com/office/word/2010/wordprocessingShape" mc:Ignorable="w14 w15 w16se w16cid w16 w16cex w16sdtdh w16sdtfl w16du wp14">
   <w:endnote w:type="separator" w:id="-1">
     <w:p>
       <w:pPr>
@@ -2697,7 +2762,7 @@
 </file>
 
 <file path=word/footer1.xml><?xml version="1.0" encoding="utf-8"?>
-<w:ftr xmlns:wpc="http://schemas.microsoft.com/office/word/2010/wordprocessingCanvas" xmlns:cx="http://schemas.microsoft.com/office/drawing/2014/chartex" xmlns:cx1="http://schemas.microsoft.com/office/drawing/2015/9/8/chartex" xmlns:cx2="http://schemas.microsoft.com/office/drawing/2015/10/21/chartex" xmlns:cx3="http://schemas.microsoft.com/office/drawing/2016/5/9/chartex" xmlns:cx4="http://schemas.microsoft.com/office/drawing/2016/5/10/chartex" xmlns:cx5="http://schemas.microsoft.com/office/drawing/2016/5/11/chartex" xmlns:cx6="http://schemas.microsoft.com/office/drawing/2016/5/12/chartex" xmlns:cx7="http://schemas.microsoft.com/office/drawing/2016/5/13/chartex" xmlns:cx8="http://schemas.microsoft.com/office/drawing/2016/5/14/chartex" xmlns:mc="http://schemas.openxmlformats.org/markup-compatibility/2006" xmlns:aink="http://schemas.microsoft.com/office/drawing/2016/ink" xmlns:am3d="http://schemas.microsoft.com/office/drawing/2017/model3d" xmlns:o="urn:schemas-microsoft-com:office:office" xmlns:r="http://schemas.openxmlformats.org/officeDocument/2006/relationships" xmlns:m="http://schemas.openxmlformats.org/officeDocument/2006/math" xmlns:v="urn:schemas-microsoft-com:vml" xmlns:wp14="http://schemas.microsoft.com/office/word/2010/wordprocessingDrawing" xmlns:wp="http://schemas.openxmlformats.org/drawingml/2006/wordprocessingDrawing" xmlns:w10="urn:schemas-microsoft-com:office:word" xmlns:w="http://schemas.openxmlformats.org/wordprocessingml/2006/main" xmlns:w14="http://schemas.microsoft.com/office/word/2010/wordml" xmlns:w15="http://schemas.microsoft.com/office/word/2012/wordml" xmlns:w16cid="http://schemas.microsoft.com/office/word/2016/wordml/cid" xmlns:w16se="http://schemas.microsoft.com/office/word/2015/wordml/symex" xmlns:wpg="http://schemas.microsoft.com/office/word/2010/wordprocessingGroup" xmlns:wpi="http://schemas.microsoft.com/office/word/2010/wordprocessingInk" xmlns:wne="http://schemas.microsoft.com/office/word/2006/wordml" xmlns:wps="http://schemas.microsoft.com/office/word/2010/wordprocessingShape" mc:Ignorable="w14 w15 w16se w16cid wp14">
+<w:ftr xmlns:wpc="http://schemas.microsoft.com/office/word/2010/wordprocessingCanvas" xmlns:cx="http://schemas.microsoft.com/office/drawing/2014/chartex" xmlns:cx1="http://schemas.microsoft.com/office/drawing/2015/9/8/chartex" xmlns:cx2="http://schemas.microsoft.com/office/drawing/2015/10/21/chartex" xmlns:cx3="http://schemas.microsoft.com/office/drawing/2016/5/9/chartex" xmlns:cx4="http://schemas.microsoft.com/office/drawing/2016/5/10/chartex" xmlns:cx5="http://schemas.microsoft.com/office/drawing/2016/5/11/chartex" xmlns:cx6="http://schemas.microsoft.com/office/drawing/2016/5/12/chartex" xmlns:cx7="http://schemas.microsoft.com/office/drawing/2016/5/13/chartex" xmlns:cx8="http://schemas.microsoft.com/office/drawing/2016/5/14/chartex" xmlns:mc="http://schemas.openxmlformats.org/markup-compatibility/2006" xmlns:aink="http://schemas.microsoft.com/office/drawing/2016/ink" xmlns:am3d="http://schemas.microsoft.com/office/drawing/2017/model3d" xmlns:o="urn:schemas-microsoft-com:office:office" xmlns:oel="http://schemas.microsoft.com/office/2019/extlst" xmlns:r="http://schemas.openxmlformats.org/officeDocument/2006/relationships" xmlns:m="http://schemas.openxmlformats.org/officeDocument/2006/math" xmlns:v="urn:schemas-microsoft-com:vml" xmlns:wp14="http://schemas.microsoft.com/office/word/2010/wordprocessingDrawing" xmlns:wp="http://schemas.openxmlformats.org/drawingml/2006/wordprocessingDrawing" xmlns:w10="urn:schemas-microsoft-com:office:word" xmlns:w="http://schemas.openxmlformats.org/wordprocessingml/2006/main" xmlns:w14="http://schemas.microsoft.com/office/word/2010/wordml" xmlns:w15="http://schemas.microsoft.com/office/word/2012/wordml" xmlns:w16cex="http://schemas.microsoft.com/office/word/2018/wordml/cex" xmlns:w16cid="http://schemas.microsoft.com/office/word/2016/wordml/cid" xmlns:w16="http://schemas.microsoft.com/office/word/2018/wordml" xmlns:w16du="http://schemas.microsoft.com/office/word/2023/wordml/word16du" xmlns:w16sdtdh="http://schemas.microsoft.com/office/word/2020/wordml/sdtdatahash" xmlns:w16sdtfl="http://schemas.microsoft.com/office/word/2024/wordml/sdtformatlock" xmlns:w16se="http://schemas.microsoft.com/office/word/2015/wordml/symex" xmlns:wpg="http://schemas.microsoft.com/office/word/2010/wordprocessingGroup" xmlns:wpi="http://schemas.microsoft.com/office/word/2010/wordprocessingInk" xmlns:wne="http://schemas.microsoft.com/office/word/2006/wordml" xmlns:wps="http://schemas.microsoft.com/office/word/2010/wordprocessingShape" mc:Ignorable="w14 w15 w16se w16cid w16 w16cex w16sdtdh w16sdtfl w16du wp14">
   <w:p>
     <w:pPr>
       <w:pBdr>
@@ -2771,7 +2836,7 @@
 </file>
 
 <file path=word/footnotes.xml><?xml version="1.0" encoding="utf-8"?>
-<w:footnotes xmlns:wpc="http://schemas.microsoft.com/office/word/2010/wordprocessingCanvas" xmlns:cx="http://schemas.microsoft.com/office/drawing/2014/chartex" xmlns:cx1="http://schemas.microsoft.com/office/drawing/2015/9/8/chartex" xmlns:cx2="http://schemas.microsoft.com/office/drawing/2015/10/21/chartex" xmlns:cx3="http://schemas.microsoft.com/office/drawing/2016/5/9/chartex" xmlns:cx4="http://schemas.microsoft.com/office/drawing/2016/5/10/chartex" xmlns:cx5="http://schemas.microsoft.com/office/drawing/2016/5/11/chartex" xmlns:cx6="http://schemas.microsoft.com/office/drawing/2016/5/12/chartex" xmlns:cx7="http://schemas.microsoft.com/office/drawing/2016/5/13/chartex" xmlns:cx8="http://schemas.microsoft.com/office/drawing/2016/5/14/chartex" xmlns:mc="http://schemas.openxmlformats.org/markup-compatibility/2006" xmlns:aink="http://schemas.microsoft.com/office/drawing/2016/ink" xmlns:am3d="http://schemas.microsoft.com/office/drawing/2017/model3d" xmlns:o="urn:schemas-microsoft-com:office:office" xmlns:r="http://schemas.openxmlformats.org/officeDocument/2006/relationships" xmlns:m="http://schemas.openxmlformats.org/officeDocument/2006/math" xmlns:v="urn:schemas-microsoft-com:vml" xmlns:wp14="http://schemas.microsoft.com/office/word/2010/wordprocessingDrawing" xmlns:wp="http://schemas.openxmlformats.org/drawingml/2006/wordprocessingDrawing" xmlns:w10="urn:schemas-microsoft-com:office:word" xmlns:w="http://schemas.openxmlformats.org/wordprocessingml/2006/main" xmlns:w14="http://schemas.microsoft.com/office/word/2010/wordml" xmlns:w15="http://schemas.microsoft.com/office/word/2012/wordml" xmlns:w16cid="http://schemas.microsoft.com/office/word/2016/wordml/cid" xmlns:w16se="http://schemas.microsoft.com/office/word/2015/wordml/symex" xmlns:wpg="http://schemas.microsoft.com/office/word/2010/wordprocessingGroup" xmlns:wpi="http://schemas.microsoft.com/office/word/2010/wordprocessingInk" xmlns:wne="http://schemas.microsoft.com/office/word/2006/wordml" xmlns:wps="http://schemas.microsoft.com/office/word/2010/wordprocessingShape" mc:Ignorable="w14 w15 w16se w16cid wp14">
+<w:footnotes xmlns:wpc="http://schemas.microsoft.com/office/word/2010/wordprocessingCanvas" xmlns:cx="http://schemas.microsoft.com/office/drawing/2014/chartex" xmlns:cx1="http://schemas.microsoft.com/office/drawing/2015/9/8/chartex" xmlns:cx2="http://schemas.microsoft.com/office/drawing/2015/10/21/chartex" xmlns:cx3="http://schemas.microsoft.com/office/drawing/2016/5/9/chartex" xmlns:cx4="http://schemas.microsoft.com/office/drawing/2016/5/10/chartex" xmlns:cx5="http://schemas.microsoft.com/office/drawing/2016/5/11/chartex" xmlns:cx6="http://schemas.microsoft.com/office/drawing/2016/5/12/chartex" xmlns:cx7="http://schemas.microsoft.com/office/drawing/2016/5/13/chartex" xmlns:cx8="http://schemas.microsoft.com/office/drawing/2016/5/14/chartex" xmlns:mc="http://schemas.openxmlformats.org/markup-compatibility/2006" xmlns:aink="http://schemas.microsoft.com/office/drawing/2016/ink" xmlns:am3d="http://schemas.microsoft.com/office/drawing/2017/model3d" xmlns:o="urn:schemas-microsoft-com:office:office" xmlns:oel="http://schemas.microsoft.com/office/2019/extlst" xmlns:r="http://schemas.openxmlformats.org/officeDocument/2006/relationships" xmlns:m="http://schemas.openxmlformats.org/officeDocument/2006/math" xmlns:v="urn:schemas-microsoft-com:vml" xmlns:wp14="http://schemas.microsoft.com/office/word/2010/wordprocessingDrawing" xmlns:wp="http://schemas.openxmlformats.org/drawingml/2006/wordprocessingDrawing" xmlns:w10="urn:schemas-microsoft-com:office:word" xmlns:w="http://schemas.openxmlformats.org/wordprocessingml/2006/main" xmlns:w14="http://schemas.microsoft.com/office/word/2010/wordml" xmlns:w15="http://schemas.microsoft.com/office/word/2012/wordml" xmlns:w16cex="http://schemas.microsoft.com/office/word/2018/wordml/cex" xmlns:w16cid="http://schemas.microsoft.com/office/word/2016/wordml/cid" xmlns:w16="http://schemas.microsoft.com/office/word/2018/wordml" xmlns:w16du="http://schemas.microsoft.com/office/word/2023/wordml/word16du" xmlns:w16sdtdh="http://schemas.microsoft.com/office/word/2020/wordml/sdtdatahash" xmlns:w16sdtfl="http://schemas.microsoft.com/office/word/2024/wordml/sdtformatlock" xmlns:w16se="http://schemas.microsoft.com/office/word/2015/wordml/symex" xmlns:wpg="http://schemas.microsoft.com/office/word/2010/wordprocessingGroup" xmlns:wpi="http://schemas.microsoft.com/office/word/2010/wordprocessingInk" xmlns:wne="http://schemas.microsoft.com/office/word/2006/wordml" xmlns:wps="http://schemas.microsoft.com/office/word/2010/wordprocessingShape" mc:Ignorable="w14 w15 w16se w16cid w16 w16cex w16sdtdh w16sdtfl w16du wp14">
   <w:footnote w:type="separator" w:id="-1">
     <w:p>
       <w:pPr>
@@ -2796,7 +2861,7 @@
 </file>
 
 <file path=word/header1.xml><?xml version="1.0" encoding="utf-8"?>
-<w:hdr xmlns:wpc="http://schemas.microsoft.com/office/word/2010/wordprocessingCanvas" xmlns:cx="http://schemas.microsoft.com/office/drawing/2014/chartex" xmlns:cx1="http://schemas.microsoft.com/office/drawing/2015/9/8/chartex" xmlns:cx2="http://schemas.microsoft.com/office/drawing/2015/10/21/chartex" xmlns:cx3="http://schemas.microsoft.com/office/drawing/2016/5/9/chartex" xmlns:cx4="http://schemas.microsoft.com/office/drawing/2016/5/10/chartex" xmlns:cx5="http://schemas.microsoft.com/office/drawing/2016/5/11/chartex" xmlns:cx6="http://schemas.microsoft.com/office/drawing/2016/5/12/chartex" xmlns:cx7="http://schemas.microsoft.com/office/drawing/2016/5/13/chartex" xmlns:cx8="http://schemas.microsoft.com/office/drawing/2016/5/14/chartex" xmlns:mc="http://schemas.openxmlformats.org/markup-compatibility/2006" xmlns:aink="http://schemas.microsoft.com/office/drawing/2016/ink" xmlns:am3d="http://schemas.microsoft.com/office/drawing/2017/model3d" xmlns:o="urn:schemas-microsoft-com:office:office" xmlns:r="http://schemas.openxmlformats.org/officeDocument/2006/relationships" xmlns:m="http://schemas.openxmlformats.org/officeDocument/2006/math" xmlns:v="urn:schemas-microsoft-com:vml" xmlns:wp14="http://schemas.microsoft.com/office/word/2010/wordprocessingDrawing" xmlns:wp="http://schemas.openxmlformats.org/drawingml/2006/wordprocessingDrawing" xmlns:w10="urn:schemas-microsoft-com:office:word" xmlns:w="http://schemas.openxmlformats.org/wordprocessingml/2006/main" xmlns:w14="http://schemas.microsoft.com/office/word/2010/wordml" xmlns:w15="http://schemas.microsoft.com/office/word/2012/wordml" xmlns:w16cid="http://schemas.microsoft.com/office/word/2016/wordml/cid" xmlns:w16se="http://schemas.microsoft.com/office/word/2015/wordml/symex" xmlns:wpg="http://schemas.microsoft.com/office/word/2010/wordprocessingGroup" xmlns:wpi="http://schemas.microsoft.com/office/word/2010/wordprocessingInk" xmlns:wne="http://schemas.microsoft.com/office/word/2006/wordml" xmlns:wps="http://schemas.microsoft.com/office/word/2010/wordprocessingShape" mc:Ignorable="w14 w15 w16se w16cid wp14">
+<w:hdr xmlns:wpc="http://schemas.microsoft.com/office/word/2010/wordprocessingCanvas" xmlns:cx="http://schemas.microsoft.com/office/drawing/2014/chartex" xmlns:cx1="http://schemas.microsoft.com/office/drawing/2015/9/8/chartex" xmlns:cx2="http://schemas.microsoft.com/office/drawing/2015/10/21/chartex" xmlns:cx3="http://schemas.microsoft.com/office/drawing/2016/5/9/chartex" xmlns:cx4="http://schemas.microsoft.com/office/drawing/2016/5/10/chartex" xmlns:cx5="http://schemas.microsoft.com/office/drawing/2016/5/11/chartex" xmlns:cx6="http://schemas.microsoft.com/office/drawing/2016/5/12/chartex" xmlns:cx7="http://schemas.microsoft.com/office/drawing/2016/5/13/chartex" xmlns:cx8="http://schemas.microsoft.com/office/drawing/2016/5/14/chartex" xmlns:mc="http://schemas.openxmlformats.org/markup-compatibility/2006" xmlns:aink="http://schemas.microsoft.com/office/drawing/2016/ink" xmlns:am3d="http://schemas.microsoft.com/office/drawing/2017/model3d" xmlns:o="urn:schemas-microsoft-com:office:office" xmlns:oel="http://schemas.microsoft.com/office/2019/extlst" xmlns:r="http://schemas.openxmlformats.org/officeDocument/2006/relationships" xmlns:m="http://schemas.openxmlformats.org/officeDocument/2006/math" xmlns:v="urn:schemas-microsoft-com:vml" xmlns:wp14="http://schemas.microsoft.com/office/word/2010/wordprocessingDrawing" xmlns:wp="http://schemas.openxmlformats.org/drawingml/2006/wordprocessingDrawing" xmlns:w10="urn:schemas-microsoft-com:office:word" xmlns:w="http://schemas.openxmlformats.org/wordprocessingml/2006/main" xmlns:w14="http://schemas.microsoft.com/office/word/2010/wordml" xmlns:w15="http://schemas.microsoft.com/office/word/2012/wordml" xmlns:w16cex="http://schemas.microsoft.com/office/word/2018/wordml/cex" xmlns:w16cid="http://schemas.microsoft.com/office/word/2016/wordml/cid" xmlns:w16="http://schemas.microsoft.com/office/word/2018/wordml" xmlns:w16du="http://schemas.microsoft.com/office/word/2023/wordml/word16du" xmlns:w16sdtdh="http://schemas.microsoft.com/office/word/2020/wordml/sdtdatahash" xmlns:w16sdtfl="http://schemas.microsoft.com/office/word/2024/wordml/sdtformatlock" xmlns:w16se="http://schemas.microsoft.com/office/word/2015/wordml/symex" xmlns:wpg="http://schemas.microsoft.com/office/word/2010/wordprocessingGroup" xmlns:wpi="http://schemas.microsoft.com/office/word/2010/wordprocessingInk" xmlns:wne="http://schemas.microsoft.com/office/word/2006/wordml" xmlns:wps="http://schemas.microsoft.com/office/word/2010/wordprocessingShape" mc:Ignorable="w14 w15 w16se w16cid w16 w16cex w16sdtdh w16sdtfl w16du wp14">
   <w:p>
     <w:pPr>
       <w:pBdr>
@@ -3065,7 +3130,7 @@
         </mc:Choice>
         <mc:Fallback>
           <w:pict>
-            <v:group w14:anchorId="5E6E0340" id="Group 3" o:spid="_x0000_s1026" style="position:absolute;left:0;text-align:left;margin-left:0;margin-top:-13.5pt;width:135.35pt;height:52.45pt;z-index:251662336" coordorigin="44865,34469" coordsize="17189,6661" o:gfxdata="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">
+            <v:group w14:anchorId="5E6E0340" id="Group 3" o:spid="_x0000_s1026" style="position:absolute;left:0;text-align:left;margin-left:0;margin-top:-13.5pt;width:135.35pt;height:52.45pt;z-index:251662336" coordorigin="44865,34469" coordsize="17189,6661" o:gfxdata="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">
               <v:group id="Group 627246311" o:spid="_x0000_s1027" style="position:absolute;left:44865;top:34469;width:17189;height:6661" coordorigin="44865,34469" coordsize="17189,8054" o:gfxdata="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">
                 <v:rect id="Rectangle 1660389424" o:spid="_x0000_s1028" style="position:absolute;left:44865;top:34469;width:17189;height:8054;visibility:visible;mso-wrap-style:square;v-text-anchor:middle" o:gfxdata="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" filled="f" stroked="f">
                   <v:textbox inset="2.53958mm,2.53958mm,2.53958mm,2.53958mm">
@@ -3140,14 +3205,14 @@
   </w:p>
   <w:p>
     <w:pPr>
-      <w:pStyle w:val="Capalera"/>
+      <w:pStyle w:val="Header"/>
     </w:pPr>
   </w:p>
 </w:hdr>
 </file>
 
 <file path=word/numbering.xml><?xml version="1.0" encoding="utf-8"?>
-<w:numbering xmlns:wpc="http://schemas.microsoft.com/office/word/2010/wordprocessingCanvas" xmlns:cx="http://schemas.microsoft.com/office/drawing/2014/chartex" xmlns:cx1="http://schemas.microsoft.com/office/drawing/2015/9/8/chartex" xmlns:cx2="http://schemas.microsoft.com/office/drawing/2015/10/21/chartex" xmlns:cx3="http://schemas.microsoft.com/office/drawing/2016/5/9/chartex" xmlns:cx4="http://schemas.microsoft.com/office/drawing/2016/5/10/chartex" xmlns:cx5="http://schemas.microsoft.com/office/drawing/2016/5/11/chartex" xmlns:cx6="http://schemas.microsoft.com/office/drawing/2016/5/12/chartex" xmlns:cx7="http://schemas.microsoft.com/office/drawing/2016/5/13/chartex" xmlns:cx8="http://schemas.microsoft.com/office/drawing/2016/5/14/chartex" xmlns:mc="http://schemas.openxmlformats.org/markup-compatibility/2006" xmlns:aink="http://schemas.microsoft.com/office/drawing/2016/ink" xmlns:am3d="http://schemas.microsoft.com/office/drawing/2017/model3d" xmlns:o="urn:schemas-microsoft-com:office:office" xmlns:r="http://schemas.openxmlformats.org/officeDocument/2006/relationships" xmlns:m="http://schemas.openxmlformats.org/officeDocument/2006/math" xmlns:v="urn:schemas-microsoft-com:vml" xmlns:wp14="http://schemas.microsoft.com/office/word/2010/wordprocessingDrawing" xmlns:wp="http://schemas.openxmlformats.org/drawingml/2006/wordprocessingDrawing" xmlns:w10="urn:schemas-microsoft-com:office:word" xmlns:w="http://schemas.openxmlformats.org/wordprocessingml/2006/main" xmlns:w14="http://schemas.microsoft.com/office/word/2010/wordml" xmlns:w15="http://schemas.microsoft.com/office/word/2012/wordml" xmlns:w16cid="http://schemas.microsoft.com/office/word/2016/wordml/cid" xmlns:w16se="http://schemas.microsoft.com/office/word/2015/wordml/symex" xmlns:wpg="http://schemas.microsoft.com/office/word/2010/wordprocessingGroup" xmlns:wpi="http://schemas.microsoft.com/office/word/2010/wordprocessingInk" xmlns:wne="http://schemas.microsoft.com/office/word/2006/wordml" xmlns:wps="http://schemas.microsoft.com/office/word/2010/wordprocessingShape" mc:Ignorable="w14 w15 w16se w16cid wp14">
+<w:numbering xmlns:wpc="http://schemas.microsoft.com/office/word/2010/wordprocessingCanvas" xmlns:cx="http://schemas.microsoft.com/office/drawing/2014/chartex" xmlns:cx1="http://schemas.microsoft.com/office/drawing/2015/9/8/chartex" xmlns:cx2="http://schemas.microsoft.com/office/drawing/2015/10/21/chartex" xmlns:cx3="http://schemas.microsoft.com/office/drawing/2016/5/9/chartex" xmlns:cx4="http://schemas.microsoft.com/office/drawing/2016/5/10/chartex" xmlns:cx5="http://schemas.microsoft.com/office/drawing/2016/5/11/chartex" xmlns:cx6="http://schemas.microsoft.com/office/drawing/2016/5/12/chartex" xmlns:cx7="http://schemas.microsoft.com/office/drawing/2016/5/13/chartex" xmlns:cx8="http://schemas.microsoft.com/office/drawing/2016/5/14/chartex" xmlns:mc="http://schemas.openxmlformats.org/markup-compatibility/2006" xmlns:aink="http://schemas.microsoft.com/office/drawing/2016/ink" xmlns:am3d="http://schemas.microsoft.com/office/drawing/2017/model3d" xmlns:o="urn:schemas-microsoft-com:office:office" xmlns:oel="http://schemas.microsoft.com/office/2019/extlst" xmlns:r="http://schemas.openxmlformats.org/officeDocument/2006/relationships" xmlns:m="http://schemas.openxmlformats.org/officeDocument/2006/math" xmlns:v="urn:schemas-microsoft-com:vml" xmlns:wp14="http://schemas.microsoft.com/office/word/2010/wordprocessingDrawing" xmlns:wp="http://schemas.openxmlformats.org/drawingml/2006/wordprocessingDrawing" xmlns:w10="urn:schemas-microsoft-com:office:word" xmlns:w="http://schemas.openxmlformats.org/wordprocessingml/2006/main" xmlns:w14="http://schemas.microsoft.com/office/word/2010/wordml" xmlns:w15="http://schemas.microsoft.com/office/word/2012/wordml" xmlns:w16cex="http://schemas.microsoft.com/office/word/2018/wordml/cex" xmlns:w16cid="http://schemas.microsoft.com/office/word/2016/wordml/cid" xmlns:w16="http://schemas.microsoft.com/office/word/2018/wordml" xmlns:w16du="http://schemas.microsoft.com/office/word/2023/wordml/word16du" xmlns:w16sdtdh="http://schemas.microsoft.com/office/word/2020/wordml/sdtdatahash" xmlns:w16sdtfl="http://schemas.microsoft.com/office/word/2024/wordml/sdtformatlock" xmlns:w16se="http://schemas.microsoft.com/office/word/2015/wordml/symex" xmlns:wpg="http://schemas.microsoft.com/office/word/2010/wordprocessingGroup" xmlns:wpi="http://schemas.microsoft.com/office/word/2010/wordprocessingInk" xmlns:wne="http://schemas.microsoft.com/office/word/2006/wordml" xmlns:wps="http://schemas.microsoft.com/office/word/2010/wordprocessingShape" mc:Ignorable="w14 w15 w16se w16cid w16 w16cex w16sdtdh w16sdtfl w16du wp14">
   <w:abstractNum w:abstractNumId="0" w15:restartNumberingAfterBreak="0">
     <w:nsid w:val="02412AF6"/>
     <w:multiLevelType w:val="hybridMultilevel"/>
@@ -4407,44 +4472,44 @@
       </w:rPr>
     </w:lvl>
   </w:abstractNum>
-  <w:num w:numId="1">
+  <w:num w:numId="1" w16cid:durableId="1254129519">
     <w:abstractNumId w:val="8"/>
   </w:num>
-  <w:num w:numId="2">
+  <w:num w:numId="2" w16cid:durableId="1364746559">
     <w:abstractNumId w:val="3"/>
   </w:num>
-  <w:num w:numId="3">
+  <w:num w:numId="3" w16cid:durableId="1549756625">
     <w:abstractNumId w:val="1"/>
   </w:num>
-  <w:num w:numId="4">
+  <w:num w:numId="4" w16cid:durableId="318846852">
     <w:abstractNumId w:val="9"/>
   </w:num>
-  <w:num w:numId="5">
+  <w:num w:numId="5" w16cid:durableId="1631394675">
     <w:abstractNumId w:val="0"/>
   </w:num>
-  <w:num w:numId="6">
+  <w:num w:numId="6" w16cid:durableId="1465080450">
     <w:abstractNumId w:val="5"/>
   </w:num>
-  <w:num w:numId="7">
+  <w:num w:numId="7" w16cid:durableId="914557237">
     <w:abstractNumId w:val="6"/>
   </w:num>
-  <w:num w:numId="8">
+  <w:num w:numId="8" w16cid:durableId="1878737403">
     <w:abstractNumId w:val="4"/>
   </w:num>
-  <w:num w:numId="9">
+  <w:num w:numId="9" w16cid:durableId="1583489490">
     <w:abstractNumId w:val="10"/>
   </w:num>
-  <w:num w:numId="10">
+  <w:num w:numId="10" w16cid:durableId="854731244">
     <w:abstractNumId w:val="2"/>
   </w:num>
-  <w:num w:numId="11">
+  <w:num w:numId="11" w16cid:durableId="1308631154">
     <w:abstractNumId w:val="7"/>
   </w:num>
 </w:numbering>
 </file>
 
 <file path=word/styles.xml><?xml version="1.0" encoding="utf-8"?>
-<w:styles xmlns:mc="http://schemas.openxmlformats.org/markup-compatibility/2006" xmlns:r="http://schemas.openxmlformats.org/officeDocument/2006/relationships" xmlns:w="http://schemas.openxmlformats.org/wordprocessingml/2006/main" xmlns:w14="http://schemas.microsoft.com/office/word/2010/wordml" xmlns:w15="http://schemas.microsoft.com/office/word/2012/wordml" xmlns:w16cid="http://schemas.microsoft.com/office/word/2016/wordml/cid" xmlns:w16se="http://schemas.microsoft.com/office/word/2015/wordml/symex" mc:Ignorable="w14 w15 w16se w16cid">
+<w:styles xmlns:mc="http://schemas.openxmlformats.org/markup-compatibility/2006" xmlns:r="http://schemas.openxmlformats.org/officeDocument/2006/relationships" xmlns:w="http://schemas.openxmlformats.org/wordprocessingml/2006/main" xmlns:w14="http://schemas.microsoft.com/office/word/2010/wordml" xmlns:w15="http://schemas.microsoft.com/office/word/2012/wordml" xmlns:w16cex="http://schemas.microsoft.com/office/word/2018/wordml/cex" xmlns:w16cid="http://schemas.microsoft.com/office/word/2016/wordml/cid" xmlns:w16="http://schemas.microsoft.com/office/word/2018/wordml" xmlns:w16du="http://schemas.microsoft.com/office/word/2023/wordml/word16du" xmlns:w16sdtdh="http://schemas.microsoft.com/office/word/2020/wordml/sdtdatahash" xmlns:w16sdtfl="http://schemas.microsoft.com/office/word/2024/wordml/sdtformatlock" xmlns:w16se="http://schemas.microsoft.com/office/word/2015/wordml/symex" mc:Ignorable="w14 w15 w16se w16cid w16 w16cex w16sdtdh w16sdtfl w16du">
   <w:docDefaults>
     <w:rPrDefault>
       <w:rPr>
@@ -4458,7 +4523,7 @@
       </w:pPr>
     </w:pPrDefault>
   </w:docDefaults>
-  <w:latentStyles w:defLockedState="0" w:defUIPriority="99" w:defSemiHidden="0" w:defUnhideWhenUsed="0" w:defQFormat="0" w:count="375">
+  <w:latentStyles w:defLockedState="0" w:defUIPriority="99" w:defSemiHidden="0" w:defUnhideWhenUsed="0" w:defQFormat="0" w:count="376">
     <w:lsdException w:name="Normal" w:uiPriority="0" w:qFormat="1"/>
     <w:lsdException w:name="heading 1" w:uiPriority="9" w:qFormat="1"/>
     <w:lsdException w:name="heading 2" w:semiHidden="1" w:uiPriority="9" w:unhideWhenUsed="1" w:qFormat="1"/>
@@ -4834,17 +4899,18 @@
     <w:lsdException w:name="Smart Hyperlink" w:semiHidden="1" w:unhideWhenUsed="1"/>
     <w:lsdException w:name="Hashtag" w:semiHidden="1" w:unhideWhenUsed="1"/>
     <w:lsdException w:name="Unresolved Mention" w:semiHidden="1" w:unhideWhenUsed="1"/>
+    <w:lsdException w:name="Smart Link" w:semiHidden="1" w:unhideWhenUsed="1"/>
   </w:latentStyles>
   <w:style w:type="paragraph" w:default="1" w:styleId="Normal">
     <w:name w:val="Normal"/>
     <w:qFormat/>
     <w:rsid w:val="00696EC8"/>
   </w:style>
-  <w:style w:type="paragraph" w:styleId="Ttol1">
+  <w:style w:type="paragraph" w:styleId="Heading1">
     <w:name w:val="heading 1"/>
     <w:basedOn w:val="Normal"/>
     <w:next w:val="Normal"/>
-    <w:link w:val="Ttol1Car"/>
+    <w:link w:val="Heading1Char"/>
     <w:uiPriority w:val="9"/>
     <w:qFormat/>
     <w:pPr>
@@ -4860,7 +4926,7 @@
       <w:szCs w:val="40"/>
     </w:rPr>
   </w:style>
-  <w:style w:type="paragraph" w:styleId="Ttol2">
+  <w:style w:type="paragraph" w:styleId="Heading2">
     <w:name w:val="heading 2"/>
     <w:basedOn w:val="Normal"/>
     <w:next w:val="Normal"/>
@@ -4880,7 +4946,7 @@
       <w:szCs w:val="32"/>
     </w:rPr>
   </w:style>
-  <w:style w:type="paragraph" w:styleId="Ttol3">
+  <w:style w:type="paragraph" w:styleId="Heading3">
     <w:name w:val="heading 3"/>
     <w:basedOn w:val="Normal"/>
     <w:next w:val="Normal"/>
@@ -4900,7 +4966,7 @@
       <w:szCs w:val="28"/>
     </w:rPr>
   </w:style>
-  <w:style w:type="paragraph" w:styleId="Ttol4">
+  <w:style w:type="paragraph" w:styleId="Heading4">
     <w:name w:val="heading 4"/>
     <w:basedOn w:val="Normal"/>
     <w:next w:val="Normal"/>
@@ -4921,7 +4987,7 @@
       <w:szCs w:val="24"/>
     </w:rPr>
   </w:style>
-  <w:style w:type="paragraph" w:styleId="Ttol5">
+  <w:style w:type="paragraph" w:styleId="Heading5">
     <w:name w:val="heading 5"/>
     <w:basedOn w:val="Normal"/>
     <w:next w:val="Normal"/>
@@ -4941,7 +5007,7 @@
       <w:szCs w:val="24"/>
     </w:rPr>
   </w:style>
-  <w:style w:type="paragraph" w:styleId="Ttol6">
+  <w:style w:type="paragraph" w:styleId="Heading6">
     <w:name w:val="heading 6"/>
     <w:basedOn w:val="Normal"/>
     <w:next w:val="Normal"/>
@@ -4962,13 +5028,13 @@
       <w:szCs w:val="24"/>
     </w:rPr>
   </w:style>
-  <w:style w:type="character" w:default="1" w:styleId="Lletraperdefectedelpargraf">
+  <w:style w:type="character" w:default="1" w:styleId="DefaultParagraphFont">
     <w:name w:val="Default Paragraph Font"/>
     <w:uiPriority w:val="1"/>
     <w:semiHidden/>
     <w:unhideWhenUsed/>
   </w:style>
-  <w:style w:type="table" w:default="1" w:styleId="Taulanormal">
+  <w:style w:type="table" w:default="1" w:styleId="TableNormal">
     <w:name w:val="Normal Table"/>
     <w:uiPriority w:val="99"/>
     <w:semiHidden/>
@@ -4983,13 +5049,13 @@
       </w:tblCellMar>
     </w:tblPr>
   </w:style>
-  <w:style w:type="numbering" w:default="1" w:styleId="Sensellista">
+  <w:style w:type="numbering" w:default="1" w:styleId="NoList">
     <w:name w:val="No List"/>
     <w:uiPriority w:val="99"/>
     <w:semiHidden/>
     <w:unhideWhenUsed/>
   </w:style>
-  <w:style w:type="paragraph" w:styleId="Ttol">
+  <w:style w:type="paragraph" w:styleId="Title">
     <w:name w:val="Title"/>
     <w:basedOn w:val="Normal"/>
     <w:next w:val="Normal"/>
@@ -5004,7 +5070,7 @@
       <w:szCs w:val="56"/>
     </w:rPr>
   </w:style>
-  <w:style w:type="paragraph" w:styleId="Subttol">
+  <w:style w:type="paragraph" w:styleId="Subtitle">
     <w:name w:val="Subtitle"/>
     <w:basedOn w:val="Normal"/>
     <w:next w:val="Normal"/>
@@ -5020,7 +5086,7 @@
     </w:rPr>
   </w:style>
   <w:style w:type="table" w:customStyle="1" w:styleId="a">
-    <w:basedOn w:val="Taulanormal"/>
+    <w:basedOn w:val="TableNormal"/>
     <w:tblPr>
       <w:tblStyleRowBandSize w:val="1"/>
       <w:tblStyleColBandSize w:val="1"/>
@@ -5033,7 +5099,7 @@
     </w:tblPr>
   </w:style>
   <w:style w:type="table" w:customStyle="1" w:styleId="a0">
-    <w:basedOn w:val="Taulanormal"/>
+    <w:basedOn w:val="TableNormal"/>
     <w:tblPr>
       <w:tblStyleRowBandSize w:val="1"/>
       <w:tblStyleColBandSize w:val="1"/>
@@ -5045,10 +5111,10 @@
       </w:tblCellMar>
     </w:tblPr>
   </w:style>
-  <w:style w:type="paragraph" w:styleId="Capalera">
+  <w:style w:type="paragraph" w:styleId="Header">
     <w:name w:val="header"/>
     <w:basedOn w:val="Normal"/>
-    <w:link w:val="CapaleraCar"/>
+    <w:link w:val="HeaderChar"/>
     <w:uiPriority w:val="99"/>
     <w:unhideWhenUsed/>
     <w:rsid w:val="008F7A92"/>
@@ -5060,17 +5126,17 @@
       <w:spacing w:line="240" w:lineRule="auto"/>
     </w:pPr>
   </w:style>
-  <w:style w:type="character" w:customStyle="1" w:styleId="CapaleraCar">
-    <w:name w:val="Capçalera Car"/>
-    <w:basedOn w:val="Lletraperdefectedelpargraf"/>
-    <w:link w:val="Capalera"/>
+  <w:style w:type="character" w:customStyle="1" w:styleId="HeaderChar">
+    <w:name w:val="Header Char"/>
+    <w:basedOn w:val="DefaultParagraphFont"/>
+    <w:link w:val="Header"/>
     <w:uiPriority w:val="99"/>
     <w:rsid w:val="008F7A92"/>
   </w:style>
-  <w:style w:type="paragraph" w:styleId="Textindependent">
+  <w:style w:type="paragraph" w:styleId="BodyText">
     <w:name w:val="Body Text"/>
     <w:basedOn w:val="Normal"/>
-    <w:link w:val="TextindependentCar"/>
+    <w:link w:val="BodyTextChar"/>
     <w:rsid w:val="00C77B96"/>
     <w:pPr>
       <w:spacing w:after="200"/>
@@ -5081,10 +5147,10 @@
       <w:lang w:eastAsia="en-US"/>
     </w:rPr>
   </w:style>
-  <w:style w:type="character" w:customStyle="1" w:styleId="TextindependentCar">
-    <w:name w:val="Text independent Car"/>
-    <w:basedOn w:val="Lletraperdefectedelpargraf"/>
-    <w:link w:val="Textindependent"/>
+  <w:style w:type="character" w:customStyle="1" w:styleId="BodyTextChar">
+    <w:name w:val="Body Text Char"/>
+    <w:basedOn w:val="DefaultParagraphFont"/>
+    <w:link w:val="BodyText"/>
     <w:rsid w:val="00C77B96"/>
     <w:rPr>
       <w:rFonts w:asciiTheme="minorHAnsi" w:eastAsiaTheme="minorEastAsia" w:hAnsiTheme="minorHAnsi" w:cstheme="minorBidi"/>
@@ -5092,10 +5158,10 @@
       <w:lang w:val="es" w:eastAsia="en-US"/>
     </w:rPr>
   </w:style>
-  <w:style w:type="paragraph" w:styleId="Peu">
+  <w:style w:type="paragraph" w:styleId="Footer">
     <w:name w:val="footer"/>
     <w:basedOn w:val="Normal"/>
-    <w:link w:val="PeuCar"/>
+    <w:link w:val="FooterChar"/>
     <w:uiPriority w:val="99"/>
     <w:unhideWhenUsed/>
     <w:rsid w:val="00932419"/>
@@ -5107,17 +5173,17 @@
       <w:spacing w:line="240" w:lineRule="auto"/>
     </w:pPr>
   </w:style>
-  <w:style w:type="character" w:customStyle="1" w:styleId="PeuCar">
-    <w:name w:val="Peu Car"/>
-    <w:basedOn w:val="Lletraperdefectedelpargraf"/>
-    <w:link w:val="Peu"/>
+  <w:style w:type="character" w:customStyle="1" w:styleId="FooterChar">
+    <w:name w:val="Footer Char"/>
+    <w:basedOn w:val="DefaultParagraphFont"/>
+    <w:link w:val="Footer"/>
     <w:uiPriority w:val="99"/>
     <w:rsid w:val="00932419"/>
     <w:rPr>
       <w:lang w:val="es"/>
     </w:rPr>
   </w:style>
-  <w:style w:type="paragraph" w:styleId="Pargrafdellista">
+  <w:style w:type="paragraph" w:styleId="ListParagraph">
     <w:name w:val="List Paragraph"/>
     <w:basedOn w:val="Normal"/>
     <w:uiPriority w:val="34"/>
@@ -5128,9 +5194,9 @@
       <w:contextualSpacing/>
     </w:pPr>
   </w:style>
-  <w:style w:type="table" w:styleId="Taulaambquadrcula">
+  <w:style w:type="table" w:styleId="TableGrid">
     <w:name w:val="Table Grid"/>
-    <w:basedOn w:val="Taulanormal"/>
+    <w:basedOn w:val="TableNormal"/>
     <w:uiPriority w:val="39"/>
     <w:rsid w:val="00E31F79"/>
     <w:pPr>
@@ -5147,9 +5213,9 @@
       </w:tblBorders>
     </w:tblPr>
   </w:style>
-  <w:style w:type="character" w:styleId="Refernciadecomentari">
+  <w:style w:type="character" w:styleId="CommentReference">
     <w:name w:val="annotation reference"/>
-    <w:basedOn w:val="Lletraperdefectedelpargraf"/>
+    <w:basedOn w:val="DefaultParagraphFont"/>
     <w:uiPriority w:val="99"/>
     <w:semiHidden/>
     <w:unhideWhenUsed/>
@@ -5159,10 +5225,10 @@
       <w:szCs w:val="16"/>
     </w:rPr>
   </w:style>
-  <w:style w:type="paragraph" w:styleId="Textdecomentari">
+  <w:style w:type="paragraph" w:styleId="CommentText">
     <w:name w:val="annotation text"/>
     <w:basedOn w:val="Normal"/>
-    <w:link w:val="TextdecomentariCar"/>
+    <w:link w:val="CommentTextChar"/>
     <w:uiPriority w:val="99"/>
     <w:unhideWhenUsed/>
     <w:rsid w:val="00BA2947"/>
@@ -5170,21 +5236,21 @@
       <w:spacing w:line="240" w:lineRule="auto"/>
     </w:pPr>
   </w:style>
-  <w:style w:type="character" w:customStyle="1" w:styleId="TextdecomentariCar">
-    <w:name w:val="Text de comentari Car"/>
-    <w:basedOn w:val="Lletraperdefectedelpargraf"/>
-    <w:link w:val="Textdecomentari"/>
+  <w:style w:type="character" w:customStyle="1" w:styleId="CommentTextChar">
+    <w:name w:val="Comment Text Char"/>
+    <w:basedOn w:val="DefaultParagraphFont"/>
+    <w:link w:val="CommentText"/>
     <w:uiPriority w:val="99"/>
     <w:rsid w:val="00BA2947"/>
     <w:rPr>
       <w:lang w:val="es"/>
     </w:rPr>
   </w:style>
-  <w:style w:type="paragraph" w:styleId="Temadelcomentari">
+  <w:style w:type="paragraph" w:styleId="CommentSubject">
     <w:name w:val="annotation subject"/>
-    <w:basedOn w:val="Textdecomentari"/>
-    <w:next w:val="Textdecomentari"/>
-    <w:link w:val="TemadelcomentariCar"/>
+    <w:basedOn w:val="CommentText"/>
+    <w:next w:val="CommentText"/>
+    <w:link w:val="CommentSubjectChar"/>
     <w:uiPriority w:val="99"/>
     <w:semiHidden/>
     <w:unhideWhenUsed/>
@@ -5194,10 +5260,10 @@
       <w:bCs/>
     </w:rPr>
   </w:style>
-  <w:style w:type="character" w:customStyle="1" w:styleId="TemadelcomentariCar">
-    <w:name w:val="Tema del comentari Car"/>
-    <w:basedOn w:val="TextdecomentariCar"/>
-    <w:link w:val="Temadelcomentari"/>
+  <w:style w:type="character" w:customStyle="1" w:styleId="CommentSubjectChar">
+    <w:name w:val="Comment Subject Char"/>
+    <w:basedOn w:val="CommentTextChar"/>
+    <w:link w:val="CommentSubject"/>
     <w:uiPriority w:val="99"/>
     <w:semiHidden/>
     <w:rsid w:val="00BA2947"/>
@@ -5207,7 +5273,7 @@
       <w:lang w:val="es"/>
     </w:rPr>
   </w:style>
-  <w:style w:type="paragraph" w:styleId="Llegenda">
+  <w:style w:type="paragraph" w:styleId="Caption">
     <w:name w:val="caption"/>
     <w:basedOn w:val="Normal"/>
     <w:next w:val="Normal"/>
@@ -5226,9 +5292,9 @@
       <w:szCs w:val="18"/>
     </w:rPr>
   </w:style>
-  <w:style w:type="character" w:styleId="Textdelcontenidor">
+  <w:style w:type="character" w:styleId="PlaceholderText">
     <w:name w:val="Placeholder Text"/>
-    <w:basedOn w:val="Lletraperdefectedelpargraf"/>
+    <w:basedOn w:val="DefaultParagraphFont"/>
     <w:uiPriority w:val="99"/>
     <w:semiHidden/>
     <w:rsid w:val="006635C6"/>
@@ -5236,10 +5302,10 @@
       <w:color w:val="666666"/>
     </w:rPr>
   </w:style>
-  <w:style w:type="character" w:customStyle="1" w:styleId="Ttol1Car">
-    <w:name w:val="Títol 1 Car"/>
-    <w:basedOn w:val="Lletraperdefectedelpargraf"/>
-    <w:link w:val="Ttol1"/>
+  <w:style w:type="character" w:customStyle="1" w:styleId="Heading1Char">
+    <w:name w:val="Heading 1 Char"/>
+    <w:basedOn w:val="DefaultParagraphFont"/>
+    <w:link w:val="Heading1"/>
     <w:uiPriority w:val="9"/>
     <w:rsid w:val="00C547BD"/>
     <w:rPr>
@@ -5254,7 +5320,7 @@
 </file>
 
 <file path=word/glossary/document.xml><?xml version="1.0" encoding="utf-8"?>
-<w:glossaryDocument xmlns:wpc="http://schemas.microsoft.com/office/word/2010/wordprocessingCanvas" xmlns:cx="http://schemas.microsoft.com/office/drawing/2014/chartex" xmlns:cx1="http://schemas.microsoft.com/office/drawing/2015/9/8/chartex" xmlns:cx2="http://schemas.microsoft.com/office/drawing/2015/10/21/chartex" xmlns:cx3="http://schemas.microsoft.com/office/drawing/2016/5/9/chartex" xmlns:cx4="http://schemas.microsoft.com/office/drawing/2016/5/10/chartex" xmlns:cx5="http://schemas.microsoft.com/office/drawing/2016/5/11/chartex" xmlns:cx6="http://schemas.microsoft.com/office/drawing/2016/5/12/chartex" xmlns:cx7="http://schemas.microsoft.com/office/drawing/2016/5/13/chartex" xmlns:cx8="http://schemas.microsoft.com/office/drawing/2016/5/14/chartex" xmlns:mc="http://schemas.openxmlformats.org/markup-compatibility/2006" xmlns:aink="http://schemas.microsoft.com/office/drawing/2016/ink" xmlns:am3d="http://schemas.microsoft.com/office/drawing/2017/model3d" xmlns:o="urn:schemas-microsoft-com:office:office" xmlns:r="http://schemas.openxmlformats.org/officeDocument/2006/relationships" xmlns:m="http://schemas.openxmlformats.org/officeDocument/2006/math" xmlns:v="urn:schemas-microsoft-com:vml" xmlns:wp14="http://schemas.microsoft.com/office/word/2010/wordprocessingDrawing" xmlns:wp="http://schemas.openxmlformats.org/drawingml/2006/wordprocessingDrawing" xmlns:w10="urn:schemas-microsoft-com:office:word" xmlns:w="http://schemas.openxmlformats.org/wordprocessingml/2006/main" xmlns:w14="http://schemas.microsoft.com/office/word/2010/wordml" xmlns:w15="http://schemas.microsoft.com/office/word/2012/wordml" xmlns:w16cid="http://schemas.microsoft.com/office/word/2016/wordml/cid" xmlns:w16se="http://schemas.microsoft.com/office/word/2015/wordml/symex" xmlns:wpg="http://schemas.microsoft.com/office/word/2010/wordprocessingGroup" xmlns:wpi="http://schemas.microsoft.com/office/word/2010/wordprocessingInk" xmlns:wne="http://schemas.microsoft.com/office/word/2006/wordml" xmlns:wps="http://schemas.microsoft.com/office/word/2010/wordprocessingShape" mc:Ignorable="w14 w15 w16se w16cid wp14">
+<w:glossaryDocument xmlns:wpc="http://schemas.microsoft.com/office/word/2010/wordprocessingCanvas" xmlns:cx="http://schemas.microsoft.com/office/drawing/2014/chartex" xmlns:cx1="http://schemas.microsoft.com/office/drawing/2015/9/8/chartex" xmlns:cx2="http://schemas.microsoft.com/office/drawing/2015/10/21/chartex" xmlns:cx3="http://schemas.microsoft.com/office/drawing/2016/5/9/chartex" xmlns:cx4="http://schemas.microsoft.com/office/drawing/2016/5/10/chartex" xmlns:cx5="http://schemas.microsoft.com/office/drawing/2016/5/11/chartex" xmlns:cx6="http://schemas.microsoft.com/office/drawing/2016/5/12/chartex" xmlns:cx7="http://schemas.microsoft.com/office/drawing/2016/5/13/chartex" xmlns:cx8="http://schemas.microsoft.com/office/drawing/2016/5/14/chartex" xmlns:mc="http://schemas.openxmlformats.org/markup-compatibility/2006" xmlns:aink="http://schemas.microsoft.com/office/drawing/2016/ink" xmlns:am3d="http://schemas.microsoft.com/office/drawing/2017/model3d" xmlns:o="urn:schemas-microsoft-com:office:office" xmlns:oel="http://schemas.microsoft.com/office/2019/extlst" xmlns:r="http://schemas.openxmlformats.org/officeDocument/2006/relationships" xmlns:m="http://schemas.openxmlformats.org/officeDocument/2006/math" xmlns:v="urn:schemas-microsoft-com:vml" xmlns:wp14="http://schemas.microsoft.com/office/word/2010/wordprocessingDrawing" xmlns:wp="http://schemas.openxmlformats.org/drawingml/2006/wordprocessingDrawing" xmlns:w10="urn:schemas-microsoft-com:office:word" xmlns:w="http://schemas.openxmlformats.org/wordprocessingml/2006/main" xmlns:w14="http://schemas.microsoft.com/office/word/2010/wordml" xmlns:w15="http://schemas.microsoft.com/office/word/2012/wordml" xmlns:w16cex="http://schemas.microsoft.com/office/word/2018/wordml/cex" xmlns:w16cid="http://schemas.microsoft.com/office/word/2016/wordml/cid" xmlns:w16="http://schemas.microsoft.com/office/word/2018/wordml" xmlns:w16du="http://schemas.microsoft.com/office/word/2023/wordml/word16du" xmlns:w16sdtdh="http://schemas.microsoft.com/office/word/2020/wordml/sdtdatahash" xmlns:w16sdtfl="http://schemas.microsoft.com/office/word/2024/wordml/sdtformatlock" xmlns:w16se="http://schemas.microsoft.com/office/word/2015/wordml/symex" xmlns:wpg="http://schemas.microsoft.com/office/word/2010/wordprocessingGroup" xmlns:wpi="http://schemas.microsoft.com/office/word/2010/wordprocessingInk" xmlns:wne="http://schemas.microsoft.com/office/word/2006/wordml" xmlns:wps="http://schemas.microsoft.com/office/word/2010/wordprocessingShape" mc:Ignorable="w14 w15 w16se w16cid w16 w16cex w16sdtdh w16sdtfl w16du wp14">
   <w:docParts>
     <w:docPart>
       <w:docPartPr>
@@ -5469,7 +5535,7 @@
 </file>
 
 <file path=word/glossary/fontTable.xml><?xml version="1.0" encoding="utf-8"?>
-<w:fonts xmlns:mc="http://schemas.openxmlformats.org/markup-compatibility/2006" xmlns:r="http://schemas.openxmlformats.org/officeDocument/2006/relationships" xmlns:w="http://schemas.openxmlformats.org/wordprocessingml/2006/main" xmlns:w14="http://schemas.microsoft.com/office/word/2010/wordml" xmlns:w15="http://schemas.microsoft.com/office/word/2012/wordml" xmlns:w16cid="http://schemas.microsoft.com/office/word/2016/wordml/cid" xmlns:w16se="http://schemas.microsoft.com/office/word/2015/wordml/symex" mc:Ignorable="w14 w15 w16se w16cid">
+<w:fonts xmlns:mc="http://schemas.openxmlformats.org/markup-compatibility/2006" xmlns:r="http://schemas.openxmlformats.org/officeDocument/2006/relationships" xmlns:w="http://schemas.openxmlformats.org/wordprocessingml/2006/main" xmlns:w14="http://schemas.microsoft.com/office/word/2010/wordml" xmlns:w15="http://schemas.microsoft.com/office/word/2012/wordml" xmlns:w16cex="http://schemas.microsoft.com/office/word/2018/wordml/cex" xmlns:w16cid="http://schemas.microsoft.com/office/word/2016/wordml/cid" xmlns:w16="http://schemas.microsoft.com/office/word/2018/wordml" xmlns:w16du="http://schemas.microsoft.com/office/word/2023/wordml/word16du" xmlns:w16sdtdh="http://schemas.microsoft.com/office/word/2020/wordml/sdtdatahash" xmlns:w16sdtfl="http://schemas.microsoft.com/office/word/2024/wordml/sdtformatlock" xmlns:w16se="http://schemas.microsoft.com/office/word/2015/wordml/symex" mc:Ignorable="w14 w15 w16se w16cid w16 w16cex w16sdtdh w16sdtfl w16du">
   <w:font w:name="Symbol">
     <w:panose1 w:val="05050102010706020507"/>
     <w:charset w:val="02"/>
@@ -5499,7 +5565,6 @@
     <w:sig w:usb0="00000000" w:usb1="10000000" w:usb2="00000000" w:usb3="00000000" w:csb0="80000000" w:csb1="00000000"/>
   </w:font>
   <w:font w:name="Noto Sans Symbols">
-    <w:altName w:val="Calibri"/>
     <w:charset w:val="00"/>
     <w:family w:val="auto"/>
     <w:pitch w:val="default"/>
@@ -5550,18 +5615,17 @@
     <w:pitch w:val="variable"/>
     <w:sig w:usb0="E4002EFF" w:usb1="C200247B" w:usb2="00000009" w:usb3="00000000" w:csb0="000001FF" w:csb1="00000000"/>
   </w:font>
-  <w:font w:name="Calibri Light">
-    <w:panose1 w:val="020F0302020204030204"/>
+  <w:font w:name="Aptos Display">
     <w:charset w:val="00"/>
     <w:family w:val="swiss"/>
     <w:pitch w:val="variable"/>
-    <w:sig w:usb0="E4002EFF" w:usb1="C200247B" w:usb2="00000009" w:usb3="00000000" w:csb0="000001FF" w:csb1="00000000"/>
+    <w:sig w:usb0="20000287" w:usb1="00000003" w:usb2="00000000" w:usb3="00000000" w:csb0="0000019F" w:csb1="00000000"/>
   </w:font>
 </w:fonts>
 </file>
 
 <file path=word/glossary/settings.xml><?xml version="1.0" encoding="utf-8"?>
-<w:settings xmlns:mc="http://schemas.openxmlformats.org/markup-compatibility/2006" xmlns:o="urn:schemas-microsoft-com:office:office" xmlns:r="http://schemas.openxmlformats.org/officeDocument/2006/relationships" xmlns:m="http://schemas.openxmlformats.org/officeDocument/2006/math" xmlns:v="urn:schemas-microsoft-com:vml" xmlns:w10="urn:schemas-microsoft-com:office:word" xmlns:w="http://schemas.openxmlformats.org/wordprocessingml/2006/main" xmlns:w14="http://schemas.microsoft.com/office/word/2010/wordml" xmlns:w15="http://schemas.microsoft.com/office/word/2012/wordml" xmlns:w16cid="http://schemas.microsoft.com/office/word/2016/wordml/cid" xmlns:w16se="http://schemas.microsoft.com/office/word/2015/wordml/symex" xmlns:sl="http://schemas.openxmlformats.org/schemaLibrary/2006/main" mc:Ignorable="w14 w15 w16se w16cid">
+<w:settings xmlns:mc="http://schemas.openxmlformats.org/markup-compatibility/2006" xmlns:o="urn:schemas-microsoft-com:office:office" xmlns:r="http://schemas.openxmlformats.org/officeDocument/2006/relationships" xmlns:m="http://schemas.openxmlformats.org/officeDocument/2006/math" xmlns:v="urn:schemas-microsoft-com:vml" xmlns:w10="urn:schemas-microsoft-com:office:word" xmlns:w="http://schemas.openxmlformats.org/wordprocessingml/2006/main" xmlns:w14="http://schemas.microsoft.com/office/word/2010/wordml" xmlns:w15="http://schemas.microsoft.com/office/word/2012/wordml" xmlns:w16cex="http://schemas.microsoft.com/office/word/2018/wordml/cex" xmlns:w16cid="http://schemas.microsoft.com/office/word/2016/wordml/cid" xmlns:w16="http://schemas.microsoft.com/office/word/2018/wordml" xmlns:w16du="http://schemas.microsoft.com/office/word/2023/wordml/word16du" xmlns:w16sdtdh="http://schemas.microsoft.com/office/word/2020/wordml/sdtdatahash" xmlns:w16sdtfl="http://schemas.microsoft.com/office/word/2024/wordml/sdtformatlock" xmlns:w16se="http://schemas.microsoft.com/office/word/2015/wordml/symex" xmlns:sl="http://schemas.openxmlformats.org/schemaLibrary/2006/main" mc:Ignorable="w14 w15 w16se w16cid w16 w16cex w16sdtdh w16sdtfl w16du">
   <w:view w:val="normal"/>
   <w:defaultTabStop w:val="708"/>
   <w:hyphenationZone w:val="425"/>
@@ -5597,8 +5661,10 @@
     <w:rsid w:val="00BF5495"/>
     <w:rsid w:val="00CB5A8F"/>
     <w:rsid w:val="00CE2C8E"/>
+    <w:rsid w:val="00DD5BDB"/>
     <w:rsid w:val="00E23A7E"/>
     <w:rsid w:val="00E662AA"/>
+    <w:rsid w:val="00F65E3B"/>
   </w:rsids>
   <m:mathPr>
     <m:mathFont m:val="Cambria Math"/>
@@ -5622,7 +5688,7 @@
 </file>
 
 <file path=word/glossary/styles.xml><?xml version="1.0" encoding="utf-8"?>
-<w:styles xmlns:mc="http://schemas.openxmlformats.org/markup-compatibility/2006" xmlns:r="http://schemas.openxmlformats.org/officeDocument/2006/relationships" xmlns:w="http://schemas.openxmlformats.org/wordprocessingml/2006/main" xmlns:w14="http://schemas.microsoft.com/office/word/2010/wordml" xmlns:w15="http://schemas.microsoft.com/office/word/2012/wordml" xmlns:w16cid="http://schemas.microsoft.com/office/word/2016/wordml/cid" xmlns:w16se="http://schemas.microsoft.com/office/word/2015/wordml/symex" mc:Ignorable="w14 w15 w16se w16cid">
+<w:styles xmlns:mc="http://schemas.openxmlformats.org/markup-compatibility/2006" xmlns:r="http://schemas.openxmlformats.org/officeDocument/2006/relationships" xmlns:w="http://schemas.openxmlformats.org/wordprocessingml/2006/main" xmlns:w14="http://schemas.microsoft.com/office/word/2010/wordml" xmlns:w15="http://schemas.microsoft.com/office/word/2012/wordml" xmlns:w16cex="http://schemas.microsoft.com/office/word/2018/wordml/cex" xmlns:w16cid="http://schemas.microsoft.com/office/word/2016/wordml/cid" xmlns:w16="http://schemas.microsoft.com/office/word/2018/wordml" xmlns:w16du="http://schemas.microsoft.com/office/word/2023/wordml/word16du" xmlns:w16sdtdh="http://schemas.microsoft.com/office/word/2020/wordml/sdtdatahash" xmlns:w16sdtfl="http://schemas.microsoft.com/office/word/2024/wordml/sdtformatlock" xmlns:w16se="http://schemas.microsoft.com/office/word/2015/wordml/symex" mc:Ignorable="w14 w15 w16se w16cid w16 w16cex w16sdtdh w16sdtfl w16du">
   <w:docDefaults>
     <w:rPrDefault>
       <w:rPr>
@@ -5640,7 +5706,7 @@
       </w:pPr>
     </w:pPrDefault>
   </w:docDefaults>
-  <w:latentStyles w:defLockedState="0" w:defUIPriority="99" w:defSemiHidden="0" w:defUnhideWhenUsed="0" w:defQFormat="0" w:count="375">
+  <w:latentStyles w:defLockedState="0" w:defUIPriority="99" w:defSemiHidden="0" w:defUnhideWhenUsed="0" w:defQFormat="0" w:count="376">
     <w:lsdException w:name="Normal" w:uiPriority="0" w:qFormat="1"/>
     <w:lsdException w:name="heading 1" w:uiPriority="9" w:qFormat="1"/>
     <w:lsdException w:name="heading 2" w:semiHidden="1" w:uiPriority="9" w:unhideWhenUsed="1" w:qFormat="1"/>
@@ -6016,18 +6082,19 @@
     <w:lsdException w:name="Smart Hyperlink" w:semiHidden="1" w:unhideWhenUsed="1"/>
     <w:lsdException w:name="Hashtag" w:semiHidden="1" w:unhideWhenUsed="1"/>
     <w:lsdException w:name="Unresolved Mention" w:semiHidden="1" w:unhideWhenUsed="1"/>
+    <w:lsdException w:name="Smart Link" w:semiHidden="1" w:unhideWhenUsed="1"/>
   </w:latentStyles>
   <w:style w:type="paragraph" w:default="1" w:styleId="Normal">
     <w:name w:val="Normal"/>
     <w:qFormat/>
   </w:style>
-  <w:style w:type="character" w:default="1" w:styleId="Lletraperdefectedelpargraf">
+  <w:style w:type="character" w:default="1" w:styleId="DefaultParagraphFont">
     <w:name w:val="Default Paragraph Font"/>
     <w:uiPriority w:val="1"/>
     <w:semiHidden/>
     <w:unhideWhenUsed/>
   </w:style>
-  <w:style w:type="table" w:default="1" w:styleId="Taulanormal">
+  <w:style w:type="table" w:default="1" w:styleId="TableNormal">
     <w:name w:val="Normal Table"/>
     <w:uiPriority w:val="99"/>
     <w:semiHidden/>
@@ -6042,7 +6109,7 @@
       </w:tblCellMar>
     </w:tblPr>
   </w:style>
-  <w:style w:type="numbering" w:default="1" w:styleId="Sensellista">
+  <w:style w:type="numbering" w:default="1" w:styleId="NoList">
     <w:name w:val="No List"/>
     <w:uiPriority w:val="99"/>
     <w:semiHidden/>
@@ -6068,9 +6135,9 @@
     <w:name w:val="F4D4CB4AE2574AADA34FCF6BE84BF6B2"/>
     <w:rsid w:val="00E23A7E"/>
   </w:style>
-  <w:style w:type="character" w:styleId="Textdelcontenidor">
+  <w:style w:type="character" w:styleId="PlaceholderText">
     <w:name w:val="Placeholder Text"/>
-    <w:basedOn w:val="Lletraperdefectedelpargraf"/>
+    <w:basedOn w:val="DefaultParagraphFont"/>
     <w:uiPriority w:val="99"/>
     <w:semiHidden/>
     <w:rsid w:val="00807757"/>
@@ -6094,7 +6161,7 @@
 </file>
 
 <file path=word/glossary/webSettings.xml><?xml version="1.0" encoding="utf-8"?>
-<w:webSettings xmlns:mc="http://schemas.openxmlformats.org/markup-compatibility/2006" xmlns:r="http://schemas.openxmlformats.org/officeDocument/2006/relationships" xmlns:w="http://schemas.openxmlformats.org/wordprocessingml/2006/main" xmlns:w14="http://schemas.microsoft.com/office/word/2010/wordml" xmlns:w15="http://schemas.microsoft.com/office/word/2012/wordml" xmlns:w16cid="http://schemas.microsoft.com/office/word/2016/wordml/cid" xmlns:w16se="http://schemas.microsoft.com/office/word/2015/wordml/symex" mc:Ignorable="w14 w15 w16se w16cid">
+<w:webSettings xmlns:mc="http://schemas.openxmlformats.org/markup-compatibility/2006" xmlns:r="http://schemas.openxmlformats.org/officeDocument/2006/relationships" xmlns:w="http://schemas.openxmlformats.org/wordprocessingml/2006/main" xmlns:w14="http://schemas.microsoft.com/office/word/2010/wordml" xmlns:w15="http://schemas.microsoft.com/office/word/2012/wordml" xmlns:w16cex="http://schemas.microsoft.com/office/word/2018/wordml/cex" xmlns:w16cid="http://schemas.microsoft.com/office/word/2016/wordml/cid" xmlns:w16="http://schemas.microsoft.com/office/word/2018/wordml" xmlns:w16du="http://schemas.microsoft.com/office/word/2023/wordml/word16du" xmlns:w16sdtdh="http://schemas.microsoft.com/office/word/2020/wordml/sdtdatahash" xmlns:w16sdtfl="http://schemas.microsoft.com/office/word/2024/wordml/sdtformatlock" xmlns:w16se="http://schemas.microsoft.com/office/word/2015/wordml/symex" mc:Ignorable="w14 w15 w16se w16cid w16 w16cex w16sdtdh w16sdtfl w16du">
   <w:optimizeForBrowser/>
   <w:allowPNG/>
 </w:webSettings>
